--- a/outsystems/niveau-2/deel-21/reader.docx
+++ b/outsystems/niveau-2/deel-21/reader.docx
@@ -46,6 +46,58 @@
     <w:p>
       <w:r>
         <w:t>Niveau 1 leerde je één app bouwen, tweemaal, in twee sporen. Niveau 2 leerde je een landschap ontwerpen: modules met eigenaarschap (deel 11-13), performant en veilig op schaal (deel 14, 17), verbonden met interne en externe systemen (deel 16), asynchroon waar nodig (deel 18), beheerst uitgerold (deel 19), en bewust beheerd tegen technische schuld (deel 20). Dit slotdeel brengt dat samen in één landschapsontwerp: WGP 2.0, coëxisterend met de veertien O11-satellieten.</w:t>
+      </w:r>
+    </w:p>
+    <w:p>
+      <w:pPr>
+        <w:jc w:val="center"/>
+      </w:pPr>
+      <w:r>
+        <w:drawing>
+          <wp:inline xmlns:a="http://schemas.openxmlformats.org/drawingml/2006/main" xmlns:pic="http://schemas.openxmlformats.org/drawingml/2006/picture">
+            <wp:extent cx="5580000" cy="3746571"/>
+            <wp:docPr id="1" name="Picture 1"/>
+            <wp:cNvGraphicFramePr>
+              <a:graphicFrameLocks noChangeAspect="1"/>
+            </wp:cNvGraphicFramePr>
+            <a:graphic>
+              <a:graphicData uri="http://schemas.openxmlformats.org/drawingml/2006/picture">
+                <pic:pic>
+                  <pic:nvPicPr>
+                    <pic:cNvPr id="0" name="figuur-21-1.png"/>
+                    <pic:cNvPicPr/>
+                  </pic:nvPicPr>
+                  <pic:blipFill>
+                    <a:blip r:embed="rId9"/>
+                    <a:stretch>
+                      <a:fillRect/>
+                    </a:stretch>
+                  </pic:blipFill>
+                  <pic:spPr>
+                    <a:xfrm>
+                      <a:off x="0" y="0"/>
+                      <a:ext cx="5580000" cy="3746571"/>
+                    </a:xfrm>
+                    <a:prstGeom prst="rect"/>
+                  </pic:spPr>
+                </pic:pic>
+              </a:graphicData>
+            </a:graphic>
+          </wp:inline>
+        </w:drawing>
+      </w:r>
+    </w:p>
+    <w:p>
+      <w:pPr>
+        <w:jc w:val="center"/>
+      </w:pPr>
+      <w:r>
+        <w:rPr>
+          <w:i/>
+          <w:color w:val="55606F"/>
+          <w:sz w:val="18"/>
+        </w:rPr>
+        <w:t>Figuur 21-1 — Volledig WGP 2.0-landschap met alle lagen en modules uit deel 11-20</w:t>
       </w:r>
     </w:p>
     <w:p>
